--- a/public/resume/amine-boularbah-resume-fr.docx
+++ b/public/resume/amine-boularbah-resume-fr.docx
@@ -120,7 +120,7 @@
         <w:pStyle w:val="Heading2"/>
       </w:pPr>
       <w:r>
-        <w:t>Lead Mobile Engineer chez 433</w:t>
+        <w:t>Lead Mobile Engineer chez 433 football</w:t>
       </w:r>
     </w:p>
     <w:p>
@@ -128,7 +128,7 @@
         <w:keepNext/>
       </w:pPr>
       <w:r>
-        <w:t>Télétravail (entreprise basée dans l’UE) · Septembre 2025 à aujourd’hui</w:t>
+        <w:t>Málaga, Espagne · Télétravail · Septembre 2025 à aujourd’hui</w:t>
       </w:r>
     </w:p>
     <w:p>
@@ -136,7 +136,40 @@
         <w:pStyle w:val="ListBullet"/>
       </w:pPr>
       <w:r>
-        <w:t>Direction d’une équipe de 5 ingénieurs pour la refonte complète de l’application mobile officielle de 433, destinée à une communauté mondiale de plus de 77 millions de fans de football</w:t>
+        <w:t>Je dirige une équipe de 5 ingénieurs chargée de la refonte de l’</w:t>
+      </w:r>
+      <w:r>
+        <w:rPr>
+          <w:b/>
+        </w:rPr>
+        <w:t>application mobile officielle de 433</w:t>
+      </w:r>
+      <w:r>
+        <w:t xml:space="preserve">, au service d’une communauté mondiale de </w:t>
+      </w:r>
+      <w:r>
+        <w:rPr>
+          <w:b/>
+        </w:rPr>
+        <w:t>plus de 77 millions de fans de football</w:t>
+      </w:r>
+      <w:r/>
+    </w:p>
+    <w:p>
+      <w:pPr>
+        <w:pStyle w:val="ListBullet"/>
+      </w:pPr>
+      <w:r>
+        <w:t xml:space="preserve">J’ai conçu l’application depuis zéro avec </w:t>
+      </w:r>
+      <w:r>
+        <w:rPr>
+          <w:b/>
+        </w:rPr>
+        <w:t>Clean Architecture, BLoC et un monorepo multipackage</w:t>
+      </w:r>
+      <w:r>
+        <w:t>, établissant les fondations du développement mobile chez 433</w:t>
       </w:r>
     </w:p>
     <w:p>
@@ -144,7 +177,49 @@
         <w:pStyle w:val="ListBullet"/>
       </w:pPr>
       <w:r>
-        <w:t>Conception de l’application depuis zéro, fondée sur la Clean Architecture, un monorepo multimodule et une gestion d’état évolutive, désormais à la base de tous les développements mobiles de 433</w:t>
+        <w:t xml:space="preserve">J’ai conçu et développé les </w:t>
+      </w:r>
+      <w:r>
+        <w:rPr>
+          <w:b/>
+        </w:rPr>
+        <w:t>mises à jour en temps réel avec SignalR</w:t>
+      </w:r>
+      <w:r>
+        <w:t xml:space="preserve"> et les expériences natives de suivi en direct avec </w:t>
+      </w:r>
+      <w:r>
+        <w:rPr>
+          <w:b/>
+        </w:rPr>
+        <w:t>Swift/SwiftUI et ActivityKit sur iOS</w:t>
+      </w:r>
+      <w:r>
+        <w:t xml:space="preserve"> et </w:t>
+      </w:r>
+      <w:r>
+        <w:rPr>
+          <w:b/>
+        </w:rPr>
+        <w:t>Kotlin sur Android</w:t>
+      </w:r>
+      <w:r/>
+    </w:p>
+    <w:p>
+      <w:pPr>
+        <w:pStyle w:val="ListBullet"/>
+      </w:pPr>
+      <w:r>
+        <w:t xml:space="preserve">J’ai pris en charge des intégrations complexes, notamment </w:t>
+      </w:r>
+      <w:r>
+        <w:rPr>
+          <w:b/>
+        </w:rPr>
+        <w:t>Segment CDP et Airship</w:t>
+      </w:r>
+      <w:r>
+        <w:t>, en collaboration avec les équipes marketing et analytique pour répondre aux besoins de suivi, d’engagement et de données clients</w:t>
       </w:r>
     </w:p>
     <w:p>
@@ -152,7 +227,25 @@
         <w:pStyle w:val="ListBullet"/>
       </w:pPr>
       <w:r>
-        <w:t>Responsabilité des décisions techniques : stratégie de test, pipelines CI/CD, conventions de code et revues d’architecture au sein de l’équipe mobile</w:t>
+        <w:t xml:space="preserve">J’ai optimisé les </w:t>
+      </w:r>
+      <w:r>
+        <w:rPr>
+          <w:b/>
+        </w:rPr>
+        <w:t>pipelines CI/CD GitHub Actions/Fastlane</w:t>
+      </w:r>
+      <w:r>
+        <w:t xml:space="preserve">, réduisant leur temps d’exécution de </w:t>
+      </w:r>
+      <w:r>
+        <w:rPr>
+          <w:b/>
+        </w:rPr>
+        <w:t>47 %</w:t>
+      </w:r>
+      <w:r>
+        <w:t xml:space="preserve"> et accélérant les cycles de développement et de livraison</w:t>
       </w:r>
     </w:p>
     <w:p>
@@ -160,23 +253,16 @@
         <w:pStyle w:val="ListBullet"/>
       </w:pPr>
       <w:r>
-        <w:t>Pilotage d’intégrations complexes de services tiers, notamment Airship, Segment et l’infrastructure d’analytique</w:t>
+        <w:t xml:space="preserve">Je suis responsable de l’architecture, des décisions techniques et de la livraison de fonctionnalités complexes, tout en </w:t>
       </w:r>
-    </w:p>
-    <w:p>
-      <w:pPr>
-        <w:pStyle w:val="ListBullet"/>
-      </w:pPr>
       <w:r>
-        <w:t>Collaboration avec les responsables produit, design et backend pour évaluer la faisabilité de la feuille de route et définir les priorités techniques</w:t>
+        <w:rPr>
+          <w:b/>
+        </w:rPr>
+        <w:t>accompagnant 5 ingénieurs</w:t>
       </w:r>
-    </w:p>
-    <w:p>
-      <w:pPr>
-        <w:pStyle w:val="ListBullet"/>
-      </w:pPr>
       <w:r>
-        <w:t>Accompagnement des ingénieurs sur l’architecture, la gestion d’état avec BLoC et la qualité du code pour améliorer l’efficacité et la cohérence des développements</w:t>
+        <w:t>, en réalisant les revues de pull requests et en définissant les standards d’ingénierie de l’équipe mobile</w:t>
       </w:r>
     </w:p>
     <w:p>
@@ -192,7 +278,7 @@
         <w:keepNext/>
       </w:pPr>
       <w:r>
-        <w:t>Télétravail (entreprise basée aux États-Unis) · Septembre 2021 à août 2025</w:t>
+        <w:t>Télétravail · Septembre 2021 à août 2025</w:t>
       </w:r>
     </w:p>
     <w:p>
@@ -337,7 +423,7 @@
         <w:pStyle w:val="Heading1"/>
       </w:pPr>
       <w:r>
-        <w:t>Produits</w:t>
+        <w:t>Produits indépendants</w:t>
       </w:r>
     </w:p>
     <w:p>
@@ -345,7 +431,7 @@
         <w:pStyle w:val="Heading2"/>
       </w:pPr>
       <w:r>
-        <w:t>Fondateur et développeur de Receipto</w:t>
+        <w:t>Fondateur et ingénieur mobile chez AppWrapp LLC</w:t>
       </w:r>
     </w:p>
     <w:p>
@@ -353,7 +439,12 @@
         <w:keepNext/>
       </w:pPr>
       <w:r>
-        <w:t xml:space="preserve">Málaga · Mai 2025 à aujourd’hui · </w:t>
+        <w:t>Málaga, Espagne · Télétravail · Janvier 2024 à aujourd’hui</w:t>
+      </w:r>
+    </w:p>
+    <w:p>
+      <w:r>
+        <w:t>Je développe et maintiens des produits logiciels indépendants au sein d’</w:t>
       </w:r>
       <w:hyperlink r:id="rId14">
         <w:r>
@@ -361,103 +452,53 @@
             <w:color w:val="000000"/>
             <w:u w:val="single"/>
           </w:rPr>
-          <w:t>receipto.app</w:t>
+          <w:t>AppWrapp</w:t>
         </w:r>
       </w:hyperlink>
-      <w:r/>
-    </w:p>
-    <w:p>
       <w:r>
-        <w:t>Conception et lancement d’une application iOS de numérisation de reçus et de gestion des dépenses utilisant l’IA, générant des revenus récurrents et comptant plus de 400 évaluations sur l’App Store. Responsabilité complète du produit, de l’architecture, de l’intégration de l’IA, de l’optimisation sur l’App Store et de l’acquisition payante. Fonctionnalités : reconnaissance de texte par IA, boîte de réception Magic Email pour le traitement automatique des reçus et exports pour la préparation fiscale.</w:t>
+        <w:t>, en prenant en charge le développement produit, l’architecture technique, les intégrations, les publications et les améliorations continues.</w:t>
       </w:r>
     </w:p>
     <w:p>
       <w:pPr>
-        <w:pStyle w:val="Heading2"/>
+        <w:pStyle w:val="ListBullet"/>
       </w:pPr>
-      <w:r>
-        <w:t>Fondateur et développeur de Fielduro</w:t>
-      </w:r>
-    </w:p>
-    <w:p>
-      <w:pPr>
-        <w:keepNext/>
-      </w:pPr>
-      <w:r>
-        <w:t xml:space="preserve">Málaga · Aujourd’hui · </w:t>
-      </w:r>
+      <w:r/>
       <w:hyperlink r:id="rId15">
         <w:r>
           <w:rPr>
             <w:color w:val="000000"/>
             <w:u w:val="single"/>
           </w:rPr>
-          <w:t>fielduro.com</w:t>
+          <w:t>Receipto</w:t>
         </w:r>
       </w:hyperlink>
-      <w:r/>
-    </w:p>
-    <w:p>
       <w:r>
-        <w:t>Conception d’un produit pour les prestataires de services indépendants, reliant devis, bons d’intervention, factures et reçus. Création de documents liés à chaque intervention, de PDF prêts à envoyer aux clients et d’un suivi des paiements.</w:t>
+        <w:t xml:space="preserve"> : J’ai conçu et lancé une application de gestion des reçus avec numérisation intelligente, traitement automatique des reçus par e-mail et fonctions d’export pour les indépendants et les petites entreprises.</w:t>
       </w:r>
     </w:p>
     <w:p>
       <w:pPr>
-        <w:pStyle w:val="Heading2"/>
+        <w:pStyle w:val="ListBullet"/>
       </w:pPr>
-      <w:r>
-        <w:t>Fondateur et développeur de Flura</w:t>
-      </w:r>
-    </w:p>
-    <w:p>
-      <w:pPr>
-        <w:keepNext/>
-      </w:pPr>
-      <w:r>
-        <w:t xml:space="preserve">Málaga · Janvier 2026 à aujourd’hui · </w:t>
-      </w:r>
+      <w:r/>
       <w:hyperlink r:id="rId16">
         <w:r>
           <w:rPr>
             <w:color w:val="000000"/>
             <w:u w:val="single"/>
           </w:rPr>
-          <w:t>flura.app</w:t>
+          <w:t>Fielduro</w:t>
         </w:r>
       </w:hyperlink>
-      <w:r/>
-    </w:p>
-    <w:p>
       <w:r>
-        <w:t>Conception et lancement d’une application de suivi de santé destinée aux personnes atteintes de maladies chroniques, avec détection de tendances par IA et rapports PDF structurés pour les médecins. Responsabilité de bout en bout : application Flutter, génération de rapports par IA, infrastructure d’analytique et stratégie de croissance.</w:t>
+        <w:t xml:space="preserve"> : J’ai développé des processus connectés pour les devis, bons d’intervention, factures et reçus, avec des PDF prêts à envoyer aux clients et un suivi des paiements pour les prestataires de services indépendants.</w:t>
       </w:r>
     </w:p>
     <w:p>
       <w:pPr>
-        <w:pStyle w:val="Heading1"/>
+        <w:pStyle w:val="ListBullet"/>
       </w:pPr>
-      <w:r>
-        <w:t>Certifications</w:t>
-      </w:r>
-    </w:p>
-    <w:p>
-      <w:pPr>
-        <w:pStyle w:val="Heading2"/>
-      </w:pPr>
-      <w:r>
-        <w:t>Certificat professionnel de développeur iOS, Meta</w:t>
-      </w:r>
-    </w:p>
-    <w:p>
-      <w:pPr>
-        <w:keepNext w:val="0"/>
-      </w:pPr>
-      <w:r>
-        <w:t>Août 2024 à novembre 2024</w:t>
-      </w:r>
-    </w:p>
-    <w:p>
       <w:r/>
       <w:hyperlink r:id="rId17">
         <w:r>
@@ -465,39 +506,17 @@
             <w:color w:val="000000"/>
             <w:u w:val="single"/>
           </w:rPr>
-          <w:t>Vérifier le certificat iOS sur Coursera</w:t>
+          <w:t>Flura</w:t>
         </w:r>
       </w:hyperlink>
-      <w:r/>
-    </w:p>
-    <w:p>
-      <w:pPr>
-        <w:pStyle w:val="Heading2"/>
-      </w:pPr>
       <w:r>
-        <w:t>Certificat React Native, Meta</w:t>
+        <w:t xml:space="preserve"> : J’ai conçu et lancé une application de suivi de santé destinée aux personnes atteintes de maladies chroniques, avec journal des symptômes, historique de santé et rapports à partager lors des consultations médicales.</w:t>
       </w:r>
     </w:p>
     <w:p>
-      <w:pPr>
-        <w:keepNext w:val="0"/>
-      </w:pPr>
       <w:r>
-        <w:t>2024</w:t>
+        <w:t>Mes responsabilités techniques couvrent le développement d’applications, les intégrations backend, la facturation des abonnements, l’analytique, l’optimisation sur l’App Store et la croissance des produits.</w:t>
       </w:r>
-    </w:p>
-    <w:p>
-      <w:r/>
-      <w:hyperlink r:id="rId18">
-        <w:r>
-          <w:rPr>
-            <w:color w:val="000000"/>
-            <w:u w:val="single"/>
-          </w:rPr>
-          <w:t>Vérifier le certificat React Native sur Coursera</w:t>
-        </w:r>
-      </w:hyperlink>
-      <w:r/>
     </w:p>
     <w:p>
       <w:pPr>
@@ -528,12 +547,49 @@
         <w:pStyle w:val="Heading1"/>
       </w:pPr>
       <w:r>
+        <w:t>Certifications</w:t>
+      </w:r>
+    </w:p>
+    <w:p>
+      <w:pPr>
+        <w:pStyle w:val="Heading2"/>
+      </w:pPr>
+      <w:r>
+        <w:t>Certificat professionnel de développeur iOS, Meta</w:t>
+      </w:r>
+    </w:p>
+    <w:p>
+      <w:pPr>
+        <w:keepNext w:val="0"/>
+      </w:pPr>
+      <w:r>
+        <w:t>Août 2024 à novembre 2024</w:t>
+      </w:r>
+    </w:p>
+    <w:p>
+      <w:r/>
+      <w:hyperlink r:id="rId18">
+        <w:r>
+          <w:rPr>
+            <w:color w:val="000000"/>
+            <w:u w:val="single"/>
+          </w:rPr>
+          <w:t>Vérifier le certificat iOS sur Coursera</w:t>
+        </w:r>
+      </w:hyperlink>
+      <w:r/>
+    </w:p>
+    <w:p>
+      <w:pPr>
+        <w:pStyle w:val="Heading1"/>
+      </w:pPr>
+      <w:r>
         <w:t>Compétences</w:t>
       </w:r>
     </w:p>
     <w:p>
       <w:r>
-        <w:t>Flutter/Dart; Swift/SwiftUI; Kotlin/Java; React Native; NestJS/TypeScript; Suite Firebase; PostgreSQL; Clean Architecture; MVC/MVVM; Riverpod/Provider; BLoC/Cubit; API REST/GraphQL; Git/GitFlow; Codemagic; Tests unitaires, d’intégration et d’interface; Développement piloté par les tests (TDD); Méthodes agiles (Scrum/Kanban); Leadership et gestion d’équipe</w:t>
+        <w:t>Flutter/Dart; Swift/SwiftUI; Kotlin/Java; NestJS/TypeScript; Clean Architecture; MVC/MVVM; Riverpod/Provider; BLoC/Cubit; API REST/GraphQL; Git/GitFlow; Codemagic; Tests unitaires, d’intégration et d’interface; Développement piloté par les tests (TDD); Méthodes agiles (Scrum/Kanban); Leadership et gestion d’équipe</w:t>
       </w:r>
     </w:p>
     <w:p>
